--- a/deliverables/SalaryShield_Design_Document.docx
+++ b/deliverables/SalaryShield_Design_Document.docx
@@ -284,7 +284,7 @@
                 <w:color w:val="1F2937"/>
                 <w:sz w:val="19"/>
               </w:rPr>
-              <w:t>src/lib/inflation.js — CLII model, analyzeBudget(), savingsSeries(), break-even engine</w:t>
+              <w:t>src/lib/inflation.js — CLII model, analyzeBudget(), savingsSeries(), analyzeWorkforce(), break-even engine</w:t>
             </w:r>
           </w:p>
         </w:tc>
@@ -321,7 +321,7 @@
                 <w:color w:val="1F2937"/>
                 <w:sz w:val="19"/>
               </w:rPr>
-              <w:t>Grounded GenAI Copilot — user budget + CLII injected as context</w:t>
+              <w:t>src/lib/llm.js — Google Gemini 2.0 Flash, live API calls grounded on user budget + CLII, multi-turn</w:t>
             </w:r>
           </w:p>
         </w:tc>
@@ -358,7 +358,7 @@
                 <w:color w:val="1F2937"/>
                 <w:sz w:val="19"/>
               </w:rPr>
-              <w:t>LLM gateway → Claude / Azure OpenAI GPT-4o via server proxy, RAG</w:t>
+              <w:t>Server-side LLM proxy for key security + rate limiting, response streaming</w:t>
             </w:r>
           </w:p>
         </w:tc>
@@ -432,7 +432,7 @@
                 <w:color w:val="1F2937"/>
                 <w:sz w:val="19"/>
               </w:rPr>
-              <w:t>oxlint, Vite build (1,779 modules, ~80 KB gzip)</w:t>
+              <w:t>oxlint, Vite build (1,780 modules, ~86 KB gzip)</w:t>
             </w:r>
           </w:p>
         </w:tc>
@@ -470,7 +470,7 @@
           <w:color w:val="1F2937"/>
           <w:sz w:val="21"/>
         </w:rPr>
-        <w:t>SalaryShield is a layered, model-driven single-page application. The presentation layer hosts five modules; all of them read a single domain model (src/lib/inflation.js), so every metric and every AI answer is computed from one source of truth. Client state is held in React hooks and persisted to localStorage, which is how the user's budget flows from the Budget Planner into the Negotiation Coach and the Copilot. The AI layer and live data-ingestion pipeline are staged on the roadmap behind the same model boundary.</w:t>
+        <w:t>SalaryShield is a layered, model-driven single-page application. The presentation layer hosts five modules; all of them read a single domain model (src/lib/inflation.js), so every metric and every AI answer is computed from one source of truth. Client state is held in React hooks and persisted to localStorage, which is how the user's budget flows from the Budget Planner into the Employee Portal, the Negotiation Coach, and the Copilot in real time. The AI layer is live today — the Copilot calls Google Gemini directly, grounded in the same model. Only the underlying data-ingestion pipeline (replacing modeled CLII figures with live MOSPI/RBI/rent feeds) remains on the roadmap.</w:t>
       </w:r>
     </w:p>
     <w:p>
@@ -525,7 +525,7 @@
           <w:color w:val="555D6B"/>
           <w:sz w:val="18"/>
         </w:rPr>
-        <w:t>Figure 1 — SalaryShield layered architecture (roadmap items tagged).</w:t>
+        <w:t>Figure 1 — SalaryShield layered architecture (LIVE and ROADMAP layers tagged).</w:t>
       </w:r>
     </w:p>
     <w:p>
@@ -753,7 +753,7 @@
           <w:color w:val="1F2937"/>
           <w:sz w:val="21"/>
         </w:rPr>
-        <w:t>React hooks + localStorage; the user's budget is shared Planner -&gt; Coach -&gt; Copilot.</w:t>
+        <w:t>React hooks + localStorage; the user's budget syncs live across Planner -&gt; Employee Portal -&gt; Coach -&gt; Copilot.</w:t>
       </w:r>
     </w:p>
     <w:p>
@@ -768,7 +768,7 @@
           <w:color w:val="1F2937"/>
           <w:sz w:val="21"/>
         </w:rPr>
-        <w:t xml:space="preserve">Roadmap boundary: </w:t>
+        <w:t xml:space="preserve">AI layer: </w:t>
       </w:r>
       <w:r>
         <w:rPr>
@@ -776,7 +776,7 @@
           <w:color w:val="1F2937"/>
           <w:sz w:val="21"/>
         </w:rPr>
-        <w:t>the live LLM gateway and data-ingestion pipeline slot in behind the same model interface.</w:t>
+        <w:t>the GenAI Copilot (src/lib/llm.js) is live today, calling Google Gemini directly through the same model boundary.</w:t>
       </w:r>
     </w:p>
     <w:p>
@@ -843,7 +843,7 @@
           <w:color w:val="1F2937"/>
           <w:sz w:val="21"/>
         </w:rPr>
-        <w:t>domain logic extracted into src/lib/inflation.js and reused by three modules.</w:t>
+        <w:t>domain logic extracted into src/lib/inflation.js and reused by all five modules, including the Employer Console's attrition/ROI/fairness math.</w:t>
       </w:r>
     </w:p>
     <w:p>
@@ -866,7 +866,30 @@
           <w:color w:val="1F2937"/>
           <w:sz w:val="21"/>
         </w:rPr>
-        <w:t>pure, deterministic functions (analyzeBudget, savingsSeries) — unit-test-ready.</w:t>
+        <w:t>pure, deterministic functions (analyzeBudget, savingsSeries, analyzeWorkforce) — unit-test-ready.</w:t>
+      </w:r>
+    </w:p>
+    <w:p>
+      <w:pPr>
+        <w:pStyle w:val="ListBullet"/>
+        <w:spacing w:after="80"/>
+      </w:pPr>
+      <w:r>
+        <w:rPr>
+          <w:rFonts w:ascii="Segoe UI" w:hAnsi="Segoe UI"/>
+          <w:b/>
+          <w:color w:val="1F2937"/>
+          <w:sz w:val="21"/>
+        </w:rPr>
+        <w:t xml:space="preserve">Cross-module sync: </w:t>
+      </w:r>
+      <w:r>
+        <w:rPr>
+          <w:rFonts w:ascii="Segoe UI" w:hAnsi="Segoe UI"/>
+          <w:color w:val="1F2937"/>
+          <w:sz w:val="21"/>
+        </w:rPr>
+        <w:t>changing city or salary in the Budget Planner propagates live to the Employee Portal, Coach and Copilot within one second.</w:t>
       </w:r>
     </w:p>
     <w:p>
@@ -889,7 +912,7 @@
           <w:color w:val="1F2937"/>
           <w:sz w:val="21"/>
         </w:rPr>
-        <w:t>production build passes (1,779 modules, ~80 KB gzip); oxlint clean; localStorage persistence; live in-browser checks with zero console errors.</w:t>
+        <w:t>production build passes (1,780 modules, ~86 KB gzip); oxlint clean; localStorage persistence; live in-browser checks with zero console errors.</w:t>
       </w:r>
     </w:p>
     <w:p>
@@ -1014,7 +1037,7 @@
           <w:color w:val="555D6B"/>
           <w:sz w:val="21"/>
         </w:rPr>
-        <w:t>A grounded, consistent, demo-safe Copilot.</w:t>
+        <w:t>A real, live LLM integration — grounded, multi-turn, and consistent.</w:t>
       </w:r>
     </w:p>
     <w:p>
@@ -1028,7 +1051,7 @@
           <w:color w:val="1F2937"/>
           <w:sz w:val="21"/>
         </w:rPr>
-        <w:t>Natural-language Q&amp;A: 'Am I underpaid?', 'What is my attrition risk?'.</w:t>
+        <w:t>The Copilot calls Google Gemini 2.0 Flash directly (src/lib/llm.js) — a live model call, not a scripted response.</w:t>
       </w:r>
     </w:p>
     <w:p>
@@ -1051,7 +1074,30 @@
           <w:color w:val="1F2937"/>
           <w:sz w:val="21"/>
         </w:rPr>
-        <w:t>the user's live budget + CLII data are injected as context, so answers cite the user's real rupee figures rather than model priors.</w:t>
+        <w:t>a system prompt injects the user's live budget, computed metrics, and the full CLII dataset for every city, so answers cite the user's real rupee figures rather than model priors.</w:t>
+      </w:r>
+    </w:p>
+    <w:p>
+      <w:pPr>
+        <w:pStyle w:val="ListBullet"/>
+        <w:spacing w:after="80"/>
+      </w:pPr>
+      <w:r>
+        <w:rPr>
+          <w:rFonts w:ascii="Segoe UI" w:hAnsi="Segoe UI"/>
+          <w:b/>
+          <w:color w:val="1F2937"/>
+          <w:sz w:val="21"/>
+        </w:rPr>
+        <w:t xml:space="preserve">Multi-turn: </w:t>
+      </w:r>
+      <w:r>
+        <w:rPr>
+          <w:rFonts w:ascii="Segoe UI" w:hAnsi="Segoe UI"/>
+          <w:color w:val="1F2937"/>
+          <w:sz w:val="21"/>
+        </w:rPr>
+        <w:t>full conversation history is passed on every call, so follow-up questions stay in context.</w:t>
       </w:r>
     </w:p>
     <w:p>
@@ -1074,7 +1120,7 @@
           <w:color w:val="1F2937"/>
           <w:sz w:val="21"/>
         </w:rPr>
-        <w:t>Budget Planner, Negotiation Coach and Copilot all read the same model — one data story.</w:t>
+        <w:t>Budget Planner, Employee Portal, Negotiation Coach and Copilot all read the same model — one data story.</w:t>
       </w:r>
     </w:p>
     <w:p>
@@ -1097,7 +1143,7 @@
           <w:color w:val="1F2937"/>
           <w:sz w:val="21"/>
         </w:rPr>
-        <w:t>LLM gateway (Claude / Azure OpenAI GPT-4o) behind a server proxy, with a deterministic fallback so the demo survives offline.</w:t>
+        <w:t>a server-side proxy for API key security and rate limiting, plus streaming responses.</w:t>
       </w:r>
     </w:p>
     <w:p>
@@ -1173,7 +1219,7 @@
           <w:color w:val="1F2937"/>
           <w:sz w:val="21"/>
         </w:rPr>
-        <w:t>converts attrition risk into ROI — retain a key hire and avoid ~Rs.37.5L in replacement cost.</w:t>
+        <w:t>converts attrition risk into ROI live in the Employer Console — retain a key hire and avoid ~Rs.37.5L in replacement cost, recomputed instantly as the correction hike is adjusted.</w:t>
       </w:r>
     </w:p>
     <w:p>
@@ -1471,7 +1517,7 @@
           <w:color w:val="1F2937"/>
           <w:sz w:val="21"/>
         </w:rPr>
-        <w:t>enter salary &amp; expenses; see live personal inflation, a 12-month savings-depletion chart, and the break-even raise; push rent up to trigger the deficit alert.</w:t>
+        <w:t>enter salary, city &amp; expenses; see live personal inflation, a 12-month savings-depletion chart, and the break-even raise; push rent up to trigger the deficit alert.</w:t>
       </w:r>
     </w:p>
     <w:p>
@@ -1517,7 +1563,7 @@
           <w:color w:val="1F2937"/>
           <w:sz w:val="21"/>
         </w:rPr>
-        <w:t>'Am I underpaid?' answers with the same live figures.</w:t>
+        <w:t>'Am I underpaid?' triggers a real Google Gemini call that answers with the same live figures.</w:t>
       </w:r>
     </w:p>
     <w:p>
@@ -1532,7 +1578,7 @@
           <w:color w:val="1F2937"/>
           <w:sz w:val="21"/>
         </w:rPr>
-        <w:t xml:space="preserve">Resilience: </w:t>
+        <w:t xml:space="preserve">Step 4 — Employer Console: </w:t>
       </w:r>
       <w:r>
         <w:rPr>
@@ -1540,7 +1586,7 @@
           <w:color w:val="1F2937"/>
           <w:sz w:val="21"/>
         </w:rPr>
-        <w:t>a deterministic fallback means the demo never breaks, even without a network.</w:t>
+        <w:t>move the corrective-hike slider and watch attrition risk, ROI, and the pay-fairness audit recompute instantly.</w:t>
       </w:r>
     </w:p>
     <w:p>
@@ -1669,7 +1715,7 @@
           <w:color w:val="1F2937"/>
           <w:sz w:val="21"/>
         </w:rPr>
-        <w:t>MVP live — CLII model, five modules, budget engine, grounded Copilot.</w:t>
+        <w:t>MVP live — CLII model, five modules, live Employer Console, budget engine, Gemini-powered Copilot.</w:t>
       </w:r>
     </w:p>
     <w:p>
@@ -1715,7 +1761,7 @@
           <w:color w:val="1F2937"/>
           <w:sz w:val="21"/>
         </w:rPr>
-        <w:t>production LLM gateway (Claude / Azure OpenAI GPT-4o) with streaming responses.</w:t>
+        <w:t>server-side LLM proxy for API key security and rate limiting, plus streaming responses.</w:t>
       </w:r>
     </w:p>
     <w:p>
